--- a/Forge-Quick-Start-Guide.docx
+++ b/Forge-Quick-Start-Guide.docx
@@ -2404,7 +2404,7 @@
                 <w:sz w:val="20"/>
                 <w:szCs w:val="20"/>
               </w:rPr>
-              <w:t xml:space="preserve">The Furnace</w:t>
+              <w:t xml:space="preserve">The Bullpen</w:t>
             </w:r>
           </w:p>
         </w:tc>
@@ -2436,7 +2436,7 @@
                 <w:sz w:val="20"/>
                 <w:szCs w:val="20"/>
               </w:rPr>
-              <w:t xml:space="preserve">Proactive alerts: spending acceleration, budget drift, anomalies, seasonal patterns, recommended actions.</w:t>
+              <w:t xml:space="preserve">Proactive alerts: spending acceleration, budget drift, anomalies, seasonal patterns, per-person trends, recommended actions.</w:t>
             </w:r>
           </w:p>
         </w:tc>
@@ -2720,7 +2720,7 @@
                 <w:sz w:val="20"/>
                 <w:szCs w:val="20"/>
               </w:rPr>
-              <w:t xml:space="preserve">Impulse-score analysis of your Amazon order history.</w:t>
+              <w:t xml:space="preserve">Line-item intelligence from Amazon, Apple Card, and any itemized CSV. Impulse scoring, purchaser breakdown, per-person trends.</w:t>
             </w:r>
           </w:p>
         </w:tc>
@@ -2759,7 +2759,78 @@
                 <w:sz w:val="20"/>
                 <w:szCs w:val="20"/>
               </w:rPr>
-              <w:t xml:space="preserve">Ledger Room</w:t>
+              <w:t xml:space="preserve">Analytics</w:t>
+            </w:r>
+          </w:p>
+        </w:tc>
+        <w:tc>
+          <w:tcPr>
+            <w:tcW w:type="dxa" w:w="6560"/>
+            <w:tcBorders>
+              <w:top w:val="single" w:color="E0E0DC" w:sz="1"/>
+              <w:left w:val="single" w:color="E0E0DC" w:sz="1"/>
+              <w:bottom w:val="single" w:color="E0E0DC" w:sz="1"/>
+              <w:right w:val="single" w:color="E0E0DC" w:sz="1"/>
+            </w:tcBorders>
+            <w:shd w:fill="FFFFFF" w:val="clear"/>
+            <w:tcMar>
+              <w:top w:type="dxa" w:w="80"/>
+              <w:left w:type="dxa" w:w="120"/>
+              <w:bottom w:type="dxa" w:w="80"/>
+              <w:right w:type="dxa" w:w="120"/>
+            </w:tcMar>
+          </w:tcPr>
+          <w:p>
+            <w:pPr>
+              <w:spacing w:before="0" w:after="0"/>
+            </w:pPr>
+            <w:r>
+              <w:rPr>
+                <w:rFonts w:ascii="Arial" w:cs="Arial" w:eastAsia="Arial" w:hAnsi="Arial"/>
+                <w:color w:val="333333"/>
+                <w:sz w:val="20"/>
+                <w:szCs w:val="20"/>
+              </w:rPr>
+              <w:t xml:space="preserve">Self-service BI. 8 chart types, 8 dimensions, 6 metrics — slice your data any way.</w:t>
+            </w:r>
+          </w:p>
+        </w:tc>
+      </w:tr>
+      <w:tr>
+        <w:trPr>
+          <w:tblHeader w:val="false"/>
+        </w:trPr>
+        <w:tc>
+          <w:tcPr>
+            <w:tcW w:type="dxa" w:w="2800"/>
+            <w:tcBorders>
+              <w:top w:val="single" w:color="E0E0DC" w:sz="1"/>
+              <w:left w:val="single" w:color="E0E0DC" w:sz="1"/>
+              <w:bottom w:val="single" w:color="E0E0DC" w:sz="1"/>
+              <w:right w:val="single" w:color="E0E0DC" w:sz="1"/>
+            </w:tcBorders>
+            <w:shd w:fill="F8F8F6" w:val="clear"/>
+            <w:tcMar>
+              <w:top w:type="dxa" w:w="80"/>
+              <w:left w:type="dxa" w:w="120"/>
+              <w:bottom w:type="dxa" w:w="80"/>
+              <w:right w:type="dxa" w:w="120"/>
+            </w:tcMar>
+          </w:tcPr>
+          <w:p>
+            <w:pPr>
+              <w:spacing w:before="0" w:after="0"/>
+            </w:pPr>
+            <w:r>
+              <w:rPr>
+                <w:rFonts w:ascii="Arial" w:cs="Arial" w:eastAsia="Arial" w:hAnsi="Arial"/>
+                <w:b/>
+                <w:bCs/>
+                <w:color w:val="111111"/>
+                <w:sz w:val="20"/>
+                <w:szCs w:val="20"/>
+              </w:rPr>
+              <w:t xml:space="preserve">All Transactions</w:t>
             </w:r>
           </w:p>
         </w:tc>
@@ -3216,7 +3287,149 @@
                 <w:sz w:val="20"/>
                 <w:szCs w:val="20"/>
               </w:rPr>
-              <w:t xml:space="preserve">Line-item purchases with impulse scores and per-person attribution. Shows Amazon, Apple Card, and any other imported detail files.</w:t>
+              <w:t xml:space="preserve">Line-item purchases with impulse scores and per-person attribution. Amazon, Apple Card, Nordstrom, and any imported detail files.</w:t>
+            </w:r>
+          </w:p>
+        </w:tc>
+      </w:tr>
+      <w:tr>
+        <w:trPr>
+          <w:tblHeader w:val="false"/>
+        </w:trPr>
+        <w:tc>
+          <w:tcPr>
+            <w:tcW w:type="dxa" w:w="2800"/>
+            <w:tcBorders>
+              <w:top w:val="single" w:color="E0E0DC" w:sz="1"/>
+              <w:left w:val="single" w:color="E0E0DC" w:sz="1"/>
+              <w:bottom w:val="single" w:color="E0E0DC" w:sz="1"/>
+              <w:right w:val="single" w:color="E0E0DC" w:sz="1"/>
+            </w:tcBorders>
+            <w:shd w:fill="F8F8F6" w:val="clear"/>
+            <w:tcMar>
+              <w:top w:type="dxa" w:w="80"/>
+              <w:left w:type="dxa" w:w="120"/>
+              <w:bottom w:type="dxa" w:w="80"/>
+              <w:right w:type="dxa" w:w="120"/>
+            </w:tcMar>
+          </w:tcPr>
+          <w:p>
+            <w:pPr>
+              <w:spacing w:before="0" w:after="0"/>
+            </w:pPr>
+            <w:r>
+              <w:rPr>
+                <w:rFonts w:ascii="Arial" w:cs="Arial" w:eastAsia="Arial" w:hAnsi="Arial"/>
+                <w:b/>
+                <w:bCs/>
+                <w:color w:val="111111"/>
+                <w:sz w:val="20"/>
+                <w:szCs w:val="20"/>
+              </w:rPr>
+              <w:t xml:space="preserve">Analytics</w:t>
+            </w:r>
+          </w:p>
+        </w:tc>
+        <w:tc>
+          <w:tcPr>
+            <w:tcW w:type="dxa" w:w="6560"/>
+            <w:tcBorders>
+              <w:top w:val="single" w:color="E0E0DC" w:sz="1"/>
+              <w:left w:val="single" w:color="E0E0DC" w:sz="1"/>
+              <w:bottom w:val="single" w:color="E0E0DC" w:sz="1"/>
+              <w:right w:val="single" w:color="E0E0DC" w:sz="1"/>
+            </w:tcBorders>
+            <w:shd w:fill="FFFFFF" w:val="clear"/>
+            <w:tcMar>
+              <w:top w:type="dxa" w:w="80"/>
+              <w:left w:type="dxa" w:w="120"/>
+              <w:bottom w:type="dxa" w:w="80"/>
+              <w:right w:type="dxa" w:w="120"/>
+            </w:tcMar>
+          </w:tcPr>
+          <w:p>
+            <w:pPr>
+              <w:spacing w:before="0" w:after="0"/>
+            </w:pPr>
+            <w:r>
+              <w:rPr>
+                <w:rFonts w:ascii="Arial" w:cs="Arial" w:eastAsia="Arial" w:hAnsi="Arial"/>
+                <w:color w:val="333333"/>
+                <w:sz w:val="20"/>
+                <w:szCs w:val="20"/>
+              </w:rPr>
+              <w:t xml:space="preserve">Five mobile charts: Category donut, Monthly Cash Flow, Spending by Person, Day of Week avg, Savings Rate trend. Tap range chips to change period.</w:t>
+            </w:r>
+          </w:p>
+        </w:tc>
+      </w:tr>
+      <w:tr>
+        <w:trPr>
+          <w:tblHeader w:val="false"/>
+        </w:trPr>
+        <w:tc>
+          <w:tcPr>
+            <w:tcW w:type="dxa" w:w="2800"/>
+            <w:tcBorders>
+              <w:top w:val="single" w:color="E0E0DC" w:sz="1"/>
+              <w:left w:val="single" w:color="E0E0DC" w:sz="1"/>
+              <w:bottom w:val="single" w:color="E0E0DC" w:sz="1"/>
+              <w:right w:val="single" w:color="E0E0DC" w:sz="1"/>
+            </w:tcBorders>
+            <w:shd w:fill="F8F8F6" w:val="clear"/>
+            <w:tcMar>
+              <w:top w:type="dxa" w:w="80"/>
+              <w:left w:type="dxa" w:w="120"/>
+              <w:bottom w:type="dxa" w:w="80"/>
+              <w:right w:type="dxa" w:w="120"/>
+            </w:tcMar>
+          </w:tcPr>
+          <w:p>
+            <w:pPr>
+              <w:spacing w:before="0" w:after="0"/>
+            </w:pPr>
+            <w:r>
+              <w:rPr>
+                <w:rFonts w:ascii="Arial" w:cs="Arial" w:eastAsia="Arial" w:hAnsi="Arial"/>
+                <w:b/>
+                <w:bCs/>
+                <w:color w:val="111111"/>
+                <w:sz w:val="20"/>
+                <w:szCs w:val="20"/>
+              </w:rPr>
+              <w:t xml:space="preserve">Analytics</w:t>
+            </w:r>
+          </w:p>
+        </w:tc>
+        <w:tc>
+          <w:tcPr>
+            <w:tcW w:type="dxa" w:w="6560"/>
+            <w:tcBorders>
+              <w:top w:val="single" w:color="E0E0DC" w:sz="1"/>
+              <w:left w:val="single" w:color="E0E0DC" w:sz="1"/>
+              <w:bottom w:val="single" w:color="E0E0DC" w:sz="1"/>
+              <w:right w:val="single" w:color="E0E0DC" w:sz="1"/>
+            </w:tcBorders>
+            <w:shd w:fill="FFFFFF" w:val="clear"/>
+            <w:tcMar>
+              <w:top w:type="dxa" w:w="80"/>
+              <w:left w:type="dxa" w:w="120"/>
+              <w:bottom w:type="dxa" w:w="80"/>
+              <w:right w:type="dxa" w:w="120"/>
+            </w:tcMar>
+          </w:tcPr>
+          <w:p>
+            <w:pPr>
+              <w:spacing w:before="0" w:after="0"/>
+            </w:pPr>
+            <w:r>
+              <w:rPr>
+                <w:rFonts w:ascii="Arial" w:cs="Arial" w:eastAsia="Arial" w:hAnsi="Arial"/>
+                <w:color w:val="333333"/>
+                <w:sz w:val="20"/>
+                <w:szCs w:val="20"/>
+              </w:rPr>
+              <w:t xml:space="preserve">Five mobile charts: Category donut, Cash Flow trend, By Person, Day of Week, Savings Rate. Tap range chips to change time period.</w:t>
             </w:r>
           </w:p>
         </w:tc>
